--- a/features/recommend/2026/summer/week06/2026年夏アニメ中盤折り返し時点個人的おすすめ作品.docx
+++ b/features/recommend/2026/summer/week06/2026年夏アニメ中盤折り返し時点個人的おすすめ作品.docx
@@ -778,6 +778,21 @@
           <w:sz w:val="18"/>
           <w:szCs w:val="18"/>
         </w:rPr>
+        <w:t>1</w:t>
+      </w:r>
+      <w:r>
+        <w:rPr>
+          <w:sz w:val="18"/>
+          <w:szCs w:val="18"/>
+        </w:rPr>
+        <w:t>.</w:t>
+      </w:r>
+      <w:r>
+        <w:rPr>
+          <w:rFonts w:hint="eastAsia"/>
+          <w:sz w:val="18"/>
+          <w:szCs w:val="18"/>
+        </w:rPr>
         <w:t>『</w:t>
       </w:r>
       <w:r>
@@ -810,6 +825,21 @@
           <w:sz w:val="18"/>
           <w:szCs w:val="18"/>
         </w:rPr>
+        <w:t>2</w:t>
+      </w:r>
+      <w:r>
+        <w:rPr>
+          <w:sz w:val="18"/>
+          <w:szCs w:val="18"/>
+        </w:rPr>
+        <w:t>.</w:t>
+      </w:r>
+      <w:r>
+        <w:rPr>
+          <w:rFonts w:hint="eastAsia"/>
+          <w:sz w:val="18"/>
+          <w:szCs w:val="18"/>
+        </w:rPr>
         <w:t>『</w:t>
       </w:r>
       <w:r>
@@ -842,6 +872,21 @@
           <w:sz w:val="18"/>
           <w:szCs w:val="18"/>
         </w:rPr>
+        <w:t>3</w:t>
+      </w:r>
+      <w:r>
+        <w:rPr>
+          <w:sz w:val="18"/>
+          <w:szCs w:val="18"/>
+        </w:rPr>
+        <w:t>.</w:t>
+      </w:r>
+      <w:r>
+        <w:rPr>
+          <w:rFonts w:hint="eastAsia"/>
+          <w:sz w:val="18"/>
+          <w:szCs w:val="18"/>
+        </w:rPr>
         <w:t>『</w:t>
       </w:r>
       <w:r>
@@ -874,6 +919,21 @@
           <w:sz w:val="18"/>
           <w:szCs w:val="18"/>
         </w:rPr>
+        <w:t>4</w:t>
+      </w:r>
+      <w:r>
+        <w:rPr>
+          <w:sz w:val="18"/>
+          <w:szCs w:val="18"/>
+        </w:rPr>
+        <w:t>.</w:t>
+      </w:r>
+      <w:r>
+        <w:rPr>
+          <w:rFonts w:hint="eastAsia"/>
+          <w:sz w:val="18"/>
+          <w:szCs w:val="18"/>
+        </w:rPr>
         <w:t>『</w:t>
       </w:r>
       <w:r>
@@ -922,6 +982,21 @@
           <w:sz w:val="18"/>
           <w:szCs w:val="18"/>
         </w:rPr>
+        <w:t>5</w:t>
+      </w:r>
+      <w:r>
+        <w:rPr>
+          <w:sz w:val="18"/>
+          <w:szCs w:val="18"/>
+        </w:rPr>
+        <w:t>.</w:t>
+      </w:r>
+      <w:r>
+        <w:rPr>
+          <w:rFonts w:hint="eastAsia"/>
+          <w:sz w:val="18"/>
+          <w:szCs w:val="18"/>
+        </w:rPr>
         <w:t>『</w:t>
       </w:r>
       <w:r>
@@ -955,6 +1030,21 @@
           <w:szCs w:val="18"/>
         </w:rPr>
         <w:lastRenderedPageBreak/>
+        <w:t>6</w:t>
+      </w:r>
+      <w:r>
+        <w:rPr>
+          <w:sz w:val="18"/>
+          <w:szCs w:val="18"/>
+        </w:rPr>
+        <w:t>.</w:t>
+      </w:r>
+      <w:r>
+        <w:rPr>
+          <w:rFonts w:hint="eastAsia"/>
+          <w:sz w:val="18"/>
+          <w:szCs w:val="18"/>
+        </w:rPr>
         <w:t>『</w:t>
       </w:r>
       <w:r>
@@ -1003,6 +1093,21 @@
           <w:sz w:val="18"/>
           <w:szCs w:val="18"/>
         </w:rPr>
+        <w:t>7</w:t>
+      </w:r>
+      <w:r>
+        <w:rPr>
+          <w:sz w:val="18"/>
+          <w:szCs w:val="18"/>
+        </w:rPr>
+        <w:t>.</w:t>
+      </w:r>
+      <w:r>
+        <w:rPr>
+          <w:rFonts w:hint="eastAsia"/>
+          <w:sz w:val="18"/>
+          <w:szCs w:val="18"/>
+        </w:rPr>
         <w:t>『</w:t>
       </w:r>
       <w:r>
@@ -1051,6 +1156,21 @@
           <w:sz w:val="18"/>
           <w:szCs w:val="18"/>
         </w:rPr>
+        <w:t>8</w:t>
+      </w:r>
+      <w:r>
+        <w:rPr>
+          <w:sz w:val="18"/>
+          <w:szCs w:val="18"/>
+        </w:rPr>
+        <w:t>.</w:t>
+      </w:r>
+      <w:r>
+        <w:rPr>
+          <w:rFonts w:hint="eastAsia"/>
+          <w:sz w:val="18"/>
+          <w:szCs w:val="18"/>
+        </w:rPr>
         <w:t>『</w:t>
       </w:r>
       <w:r>
@@ -1079,36 +1199,11 @@
       </w:pPr>
       <w:r>
         <w:rPr>
-          <w:rFonts w:hint="eastAsia"/>
-          <w:sz w:val="18"/>
-          <w:szCs w:val="18"/>
-        </w:rPr>
-        <w:t xml:space="preserve">『よふかしのうた　</w:t>
-      </w:r>
-      <w:r>
-        <w:rPr>
-          <w:rFonts w:hint="eastAsia"/>
-          <w:sz w:val="18"/>
-          <w:szCs w:val="18"/>
-        </w:rPr>
-        <w:t>Season</w:t>
-      </w:r>
-      <w:r>
-        <w:rPr>
-          <w:rFonts w:hint="eastAsia"/>
-          <w:sz w:val="18"/>
-          <w:szCs w:val="18"/>
-        </w:rPr>
-        <w:t>２』</w:t>
-      </w:r>
-    </w:p>
-    <w:p>
-      <w:pPr>
-        <w:rPr>
-          <w:sz w:val="18"/>
-          <w:szCs w:val="18"/>
-        </w:rPr>
-      </w:pPr>
+          <w:sz w:val="18"/>
+          <w:szCs w:val="18"/>
+        </w:rPr>
+        <w:t>9.</w:t>
+      </w:r>
       <w:r>
         <w:rPr>
           <w:rFonts w:hint="eastAsia"/>
@@ -1147,6 +1242,21 @@
           <w:sz w:val="18"/>
           <w:szCs w:val="18"/>
         </w:rPr>
+        <w:t>1</w:t>
+      </w:r>
+      <w:r>
+        <w:rPr>
+          <w:sz w:val="18"/>
+          <w:szCs w:val="18"/>
+        </w:rPr>
+        <w:t>0.</w:t>
+      </w:r>
+      <w:r>
+        <w:rPr>
+          <w:rFonts w:hint="eastAsia"/>
+          <w:sz w:val="18"/>
+          <w:szCs w:val="18"/>
+        </w:rPr>
         <w:t>『</w:t>
       </w:r>
       <w:r>
@@ -1179,6 +1289,21 @@
           <w:sz w:val="18"/>
           <w:szCs w:val="18"/>
         </w:rPr>
+        <w:t>1</w:t>
+      </w:r>
+      <w:r>
+        <w:rPr>
+          <w:sz w:val="18"/>
+          <w:szCs w:val="18"/>
+        </w:rPr>
+        <w:t>1.</w:t>
+      </w:r>
+      <w:r>
+        <w:rPr>
+          <w:rFonts w:hint="eastAsia"/>
+          <w:sz w:val="18"/>
+          <w:szCs w:val="18"/>
+        </w:rPr>
         <w:t>『</w:t>
       </w:r>
       <w:r>
@@ -1211,6 +1336,21 @@
           <w:sz w:val="18"/>
           <w:szCs w:val="18"/>
         </w:rPr>
+        <w:t>1</w:t>
+      </w:r>
+      <w:r>
+        <w:rPr>
+          <w:sz w:val="18"/>
+          <w:szCs w:val="18"/>
+        </w:rPr>
+        <w:t>2.</w:t>
+      </w:r>
+      <w:r>
+        <w:rPr>
+          <w:rFonts w:hint="eastAsia"/>
+          <w:sz w:val="18"/>
+          <w:szCs w:val="18"/>
+        </w:rPr>
         <w:t>『</w:t>
       </w:r>
       <w:r>
@@ -1243,6 +1383,21 @@
           <w:sz w:val="18"/>
           <w:szCs w:val="18"/>
         </w:rPr>
+        <w:t>1</w:t>
+      </w:r>
+      <w:r>
+        <w:rPr>
+          <w:sz w:val="18"/>
+          <w:szCs w:val="18"/>
+        </w:rPr>
+        <w:t>3.</w:t>
+      </w:r>
+      <w:r>
+        <w:rPr>
+          <w:rFonts w:hint="eastAsia"/>
+          <w:sz w:val="18"/>
+          <w:szCs w:val="18"/>
+        </w:rPr>
         <w:t>『</w:t>
       </w:r>
       <w:r>
@@ -1308,6 +1463,21 @@
           <w:sz w:val="18"/>
           <w:szCs w:val="18"/>
         </w:rPr>
+        <w:t>1</w:t>
+      </w:r>
+      <w:r>
+        <w:rPr>
+          <w:sz w:val="18"/>
+          <w:szCs w:val="18"/>
+        </w:rPr>
+        <w:t>4.</w:t>
+      </w:r>
+      <w:r>
+        <w:rPr>
+          <w:rFonts w:hint="eastAsia"/>
+          <w:sz w:val="18"/>
+          <w:szCs w:val="18"/>
+        </w:rPr>
         <w:t>『</w:t>
       </w:r>
       <w:r>
@@ -1340,6 +1510,21 @@
           <w:sz w:val="18"/>
           <w:szCs w:val="18"/>
         </w:rPr>
+        <w:t>1</w:t>
+      </w:r>
+      <w:r>
+        <w:rPr>
+          <w:sz w:val="18"/>
+          <w:szCs w:val="18"/>
+        </w:rPr>
+        <w:t>5.</w:t>
+      </w:r>
+      <w:r>
+        <w:rPr>
+          <w:rFonts w:hint="eastAsia"/>
+          <w:sz w:val="18"/>
+          <w:szCs w:val="18"/>
+        </w:rPr>
         <w:t>『</w:t>
       </w:r>
       <w:r>
@@ -1373,6 +1558,21 @@
           <w:sz w:val="18"/>
           <w:szCs w:val="18"/>
         </w:rPr>
+        <w:t>1</w:t>
+      </w:r>
+      <w:r>
+        <w:rPr>
+          <w:sz w:val="18"/>
+          <w:szCs w:val="18"/>
+        </w:rPr>
+        <w:t>6.</w:t>
+      </w:r>
+      <w:r>
+        <w:rPr>
+          <w:rFonts w:hint="eastAsia"/>
+          <w:sz w:val="18"/>
+          <w:szCs w:val="18"/>
+        </w:rPr>
         <w:t>『片田舎のおっさん剣聖になるⅡ』</w:t>
       </w:r>
     </w:p>
@@ -1389,6 +1589,21 @@
           <w:sz w:val="18"/>
           <w:szCs w:val="18"/>
         </w:rPr>
+        <w:t>1</w:t>
+      </w:r>
+      <w:r>
+        <w:rPr>
+          <w:sz w:val="18"/>
+          <w:szCs w:val="18"/>
+        </w:rPr>
+        <w:t>7.</w:t>
+      </w:r>
+      <w:r>
+        <w:rPr>
+          <w:rFonts w:hint="eastAsia"/>
+          <w:sz w:val="18"/>
+          <w:szCs w:val="18"/>
+        </w:rPr>
         <w:t>『</w:t>
       </w:r>
       <w:r>
@@ -1422,6 +1637,21 @@
           <w:sz w:val="18"/>
           <w:szCs w:val="18"/>
         </w:rPr>
+        <w:t>1</w:t>
+      </w:r>
+      <w:r>
+        <w:rPr>
+          <w:sz w:val="18"/>
+          <w:szCs w:val="18"/>
+        </w:rPr>
+        <w:t>8.</w:t>
+      </w:r>
+      <w:r>
+        <w:rPr>
+          <w:rFonts w:hint="eastAsia"/>
+          <w:sz w:val="18"/>
+          <w:szCs w:val="18"/>
+        </w:rPr>
         <w:t>『ブチギレ令嬢は報復を誓いました。～魔導書の力』</w:t>
       </w:r>
     </w:p>
@@ -1438,6 +1668,21 @@
           <w:sz w:val="18"/>
           <w:szCs w:val="18"/>
         </w:rPr>
+        <w:t>1</w:t>
+      </w:r>
+      <w:r>
+        <w:rPr>
+          <w:sz w:val="18"/>
+          <w:szCs w:val="18"/>
+        </w:rPr>
+        <w:t>9.</w:t>
+      </w:r>
+      <w:r>
+        <w:rPr>
+          <w:rFonts w:hint="eastAsia"/>
+          <w:sz w:val="18"/>
+          <w:szCs w:val="18"/>
+        </w:rPr>
         <w:t>『</w:t>
       </w:r>
       <w:r>
@@ -1486,6 +1731,21 @@
           <w:sz w:val="18"/>
           <w:szCs w:val="18"/>
         </w:rPr>
+        <w:t>2</w:t>
+      </w:r>
+      <w:r>
+        <w:rPr>
+          <w:sz w:val="18"/>
+          <w:szCs w:val="18"/>
+        </w:rPr>
+        <w:t>0.</w:t>
+      </w:r>
+      <w:r>
+        <w:rPr>
+          <w:rFonts w:hint="eastAsia"/>
+          <w:sz w:val="18"/>
+          <w:szCs w:val="18"/>
+        </w:rPr>
         <w:t>『</w:t>
       </w:r>
       <w:r>
@@ -1534,17 +1794,46 @@
           <w:sz w:val="18"/>
           <w:szCs w:val="18"/>
         </w:rPr>
+        <w:t>2</w:t>
+      </w:r>
+      <w:r>
+        <w:rPr>
+          <w:sz w:val="18"/>
+          <w:szCs w:val="18"/>
+        </w:rPr>
+        <w:t>1.</w:t>
+      </w:r>
+      <w:r>
+        <w:rPr>
+          <w:rFonts w:hint="eastAsia"/>
+          <w:sz w:val="18"/>
+          <w:szCs w:val="18"/>
+        </w:rPr>
         <w:t>『さよならララ』</w:t>
       </w:r>
     </w:p>
     <w:p>
       <w:pPr>
         <w:rPr>
-          <w:rFonts w:hint="eastAsia"/>
-          <w:sz w:val="18"/>
-          <w:szCs w:val="18"/>
-        </w:rPr>
-      </w:pPr>
+          <w:sz w:val="18"/>
+          <w:szCs w:val="18"/>
+        </w:rPr>
+      </w:pPr>
+      <w:r>
+        <w:rPr>
+          <w:rFonts w:hint="eastAsia"/>
+          <w:sz w:val="18"/>
+          <w:szCs w:val="18"/>
+        </w:rPr>
+        <w:t>2</w:t>
+      </w:r>
+      <w:r>
+        <w:rPr>
+          <w:sz w:val="18"/>
+          <w:szCs w:val="18"/>
+        </w:rPr>
+        <w:t>2.</w:t>
+      </w:r>
       <w:r>
         <w:rPr>
           <w:rFonts w:hint="eastAsia"/>
@@ -1557,10 +1846,72 @@
     <w:p>
       <w:pPr>
         <w:rPr>
-          <w:sz w:val="18"/>
-          <w:szCs w:val="18"/>
-        </w:rPr>
-      </w:pPr>
+          <w:rFonts w:hint="eastAsia"/>
+          <w:sz w:val="18"/>
+          <w:szCs w:val="18"/>
+        </w:rPr>
+      </w:pPr>
+      <w:r>
+        <w:rPr>
+          <w:sz w:val="18"/>
+          <w:szCs w:val="18"/>
+        </w:rPr>
+        <w:t>23.</w:t>
+      </w:r>
+      <w:r>
+        <w:rPr>
+          <w:rFonts w:hint="eastAsia"/>
+          <w:sz w:val="18"/>
+          <w:szCs w:val="18"/>
+        </w:rPr>
+        <w:t>『領民</w:t>
+      </w:r>
+      <w:r>
+        <w:rPr>
+          <w:rFonts w:hint="eastAsia"/>
+          <w:sz w:val="18"/>
+          <w:szCs w:val="18"/>
+        </w:rPr>
+        <w:t>0</w:t>
+      </w:r>
+      <w:r>
+        <w:rPr>
+          <w:rFonts w:hint="eastAsia"/>
+          <w:sz w:val="18"/>
+          <w:szCs w:val="18"/>
+        </w:rPr>
+        <w:t>人スタートの辺境領主様』</w:t>
+      </w:r>
+      <w:r>
+        <w:rPr>
+          <w:sz w:val="18"/>
+          <w:szCs w:val="18"/>
+        </w:rPr>
+        <w:t xml:space="preserve"> </w:t>
+      </w:r>
+    </w:p>
+    <w:p>
+      <w:pPr>
+        <w:rPr>
+          <w:sz w:val="18"/>
+          <w:szCs w:val="18"/>
+        </w:rPr>
+      </w:pPr>
+      <w:r>
+        <w:rPr>
+          <w:rFonts w:hint="eastAsia"/>
+          <w:sz w:val="18"/>
+          <w:szCs w:val="18"/>
+        </w:rPr>
+        <w:t>2</w:t>
+      </w:r>
+      <w:r>
+        <w:rPr>
+          <w:sz w:val="18"/>
+          <w:szCs w:val="18"/>
+        </w:rPr>
+        <w:t>4.</w:t>
+      </w:r>
       <w:r>
         <w:rPr>
           <w:rFonts w:hint="eastAsia"/>
@@ -1599,6 +1950,21 @@
           <w:sz w:val="18"/>
           <w:szCs w:val="18"/>
         </w:rPr>
+        <w:t>2</w:t>
+      </w:r>
+      <w:r>
+        <w:rPr>
+          <w:sz w:val="18"/>
+          <w:szCs w:val="18"/>
+        </w:rPr>
+        <w:t>5.</w:t>
+      </w:r>
+      <w:r>
+        <w:rPr>
+          <w:rFonts w:hint="eastAsia"/>
+          <w:sz w:val="18"/>
+          <w:szCs w:val="18"/>
+        </w:rPr>
         <w:t>『世界最強の後衛</w:t>
       </w:r>
       <w:r>
@@ -1621,10 +1987,49 @@
     <w:p>
       <w:pPr>
         <w:rPr>
-          <w:sz w:val="18"/>
-          <w:szCs w:val="18"/>
-        </w:rPr>
-      </w:pPr>
+          <w:rFonts w:hint="eastAsia"/>
+          <w:sz w:val="18"/>
+          <w:szCs w:val="18"/>
+        </w:rPr>
+      </w:pPr>
+      <w:r>
+        <w:rPr>
+          <w:sz w:val="18"/>
+          <w:szCs w:val="18"/>
+        </w:rPr>
+        <w:t>26.</w:t>
+      </w:r>
+      <w:r>
+        <w:rPr>
+          <w:rFonts w:hint="eastAsia"/>
+          <w:sz w:val="18"/>
+          <w:szCs w:val="18"/>
+        </w:rPr>
+        <w:t>『うしろの正面カムイさん』</w:t>
+      </w:r>
+    </w:p>
+    <w:p>
+      <w:pPr>
+        <w:rPr>
+          <w:sz w:val="18"/>
+          <w:szCs w:val="18"/>
+        </w:rPr>
+      </w:pPr>
+      <w:r>
+        <w:rPr>
+          <w:rFonts w:hint="eastAsia"/>
+          <w:sz w:val="18"/>
+          <w:szCs w:val="18"/>
+        </w:rPr>
+        <w:t>2</w:t>
+      </w:r>
+      <w:r>
+        <w:rPr>
+          <w:sz w:val="18"/>
+          <w:szCs w:val="18"/>
+        </w:rPr>
+        <w:t>7.</w:t>
+      </w:r>
       <w:r>
         <w:rPr>
           <w:rFonts w:hint="eastAsia"/>
@@ -1671,6 +2076,21 @@
           <w:sz w:val="18"/>
           <w:szCs w:val="18"/>
         </w:rPr>
+        <w:t>2</w:t>
+      </w:r>
+      <w:r>
+        <w:rPr>
+          <w:sz w:val="18"/>
+          <w:szCs w:val="18"/>
+        </w:rPr>
+        <w:t>8.</w:t>
+      </w:r>
+      <w:r>
+        <w:rPr>
+          <w:rFonts w:hint="eastAsia"/>
+          <w:sz w:val="18"/>
+          <w:szCs w:val="18"/>
+        </w:rPr>
         <w:t>『</w:t>
       </w:r>
       <w:r>
@@ -1703,6 +2123,21 @@
           <w:sz w:val="18"/>
           <w:szCs w:val="18"/>
         </w:rPr>
+        <w:t>2</w:t>
+      </w:r>
+      <w:r>
+        <w:rPr>
+          <w:sz w:val="18"/>
+          <w:szCs w:val="18"/>
+        </w:rPr>
+        <w:t>9.</w:t>
+      </w:r>
+      <w:r>
+        <w:rPr>
+          <w:rFonts w:hint="eastAsia"/>
+          <w:sz w:val="18"/>
+          <w:szCs w:val="18"/>
+        </w:rPr>
         <w:t>『</w:t>
       </w:r>
       <w:r>
@@ -1741,6 +2176,86 @@
     <w:p>
       <w:pPr>
         <w:rPr>
+          <w:rFonts w:hint="eastAsia"/>
+          <w:sz w:val="18"/>
+          <w:szCs w:val="18"/>
+        </w:rPr>
+      </w:pPr>
+      <w:r>
+        <w:rPr>
+          <w:sz w:val="18"/>
+          <w:szCs w:val="18"/>
+        </w:rPr>
+        <w:t>30</w:t>
+      </w:r>
+      <w:r>
+        <w:rPr>
+          <w:rFonts w:hint="eastAsia"/>
+          <w:sz w:val="18"/>
+          <w:szCs w:val="18"/>
+        </w:rPr>
+        <w:t>.</w:t>
+      </w:r>
+      <w:r>
+        <w:rPr>
+          <w:rFonts w:hint="eastAsia"/>
+          <w:sz w:val="18"/>
+          <w:szCs w:val="18"/>
+        </w:rPr>
+        <w:t>『ここは任せて先に行けと言ってから</w:t>
+      </w:r>
+      <w:r>
+        <w:rPr>
+          <w:rFonts w:hint="eastAsia"/>
+          <w:sz w:val="18"/>
+          <w:szCs w:val="18"/>
+        </w:rPr>
+        <w:t>10</w:t>
+      </w:r>
+      <w:r>
+        <w:rPr>
+          <w:rFonts w:hint="eastAsia"/>
+          <w:sz w:val="18"/>
+          <w:szCs w:val="18"/>
+        </w:rPr>
+        <w:t>年がたったら伝説になっていた』</w:t>
+      </w:r>
+    </w:p>
+    <w:p>
+      <w:pPr>
+        <w:rPr>
+          <w:rFonts w:hint="eastAsia"/>
+          <w:sz w:val="18"/>
+          <w:szCs w:val="18"/>
+        </w:rPr>
+      </w:pPr>
+      <w:r>
+        <w:rPr>
+          <w:sz w:val="18"/>
+          <w:szCs w:val="18"/>
+        </w:rPr>
+        <w:t>31</w:t>
+      </w:r>
+      <w:r>
+        <w:rPr>
+          <w:rFonts w:hint="eastAsia"/>
+          <w:sz w:val="18"/>
+          <w:szCs w:val="18"/>
+        </w:rPr>
+        <w:t>.</w:t>
+      </w:r>
+      <w:r>
+        <w:rPr>
+          <w:rFonts w:hint="eastAsia"/>
+          <w:sz w:val="18"/>
+          <w:szCs w:val="18"/>
+        </w:rPr>
+        <w:t>『追放された転生重騎士はゲーム知識で無双する』</w:t>
+      </w:r>
+    </w:p>
+    <w:p>
+      <w:pPr>
+        <w:rPr>
           <w:sz w:val="18"/>
           <w:szCs w:val="18"/>
         </w:rPr>
@@ -1800,7 +2315,6 @@
           <w:sz w:val="18"/>
           <w:szCs w:val="18"/>
         </w:rPr>
-        <w:lastRenderedPageBreak/>
         <w:t xml:space="preserve">『ぐらんぶる　</w:t>
       </w:r>
       <w:r>
